--- a/family_court_document.docx
+++ b/family_court_document.docx
@@ -65,7 +65,7 @@
               </w:rPr>
               <w:t>In the Family Court</w:t>
               <w:br/>
-              <w:t xml:space="preserve"> sitting at </w:t>
+              <w:t xml:space="preserve"> sitting at Medway</w:t>
             </w:r>
           </w:p>
         </w:tc>
@@ -94,7 +94,7 @@
         <w:rPr>
           <w:b/>
         </w:rPr>
-        <w:t>Occupation &amp; Non-Molestation Orders</w:t>
+        <w:t>Family Law Act 1996</w:t>
       </w:r>
     </w:p>
     <w:p>
@@ -102,10 +102,9 @@
         <w:rPr>
           <w:b/>
         </w:rPr>
-        <w:t>Family Law Act 1996</w:t>
+        <w:t>Non Molestation Order</w:t>
       </w:r>
     </w:p>
-    <w:p/>
     <w:p>
       <w:r>
         <w:t>____________________________________________________________________________________________________</w:t>
@@ -128,7 +127,7 @@
           </w:tcPr>
           <w:p>
             <w:r>
-              <w:t>The full name of the child</w:t>
+              <w:t>The full names of the children</w:t>
             </w:r>
           </w:p>
         </w:tc>
@@ -148,7 +147,7 @@
           </w:tcPr>
           <w:p>
             <w:r>
-              <w:t>Date of Birth</w:t>
+              <w:t>Dates of Birth</w:t>
             </w:r>
           </w:p>
         </w:tc>
@@ -160,7 +159,7 @@
           </w:tcPr>
           <w:p>
             <w:r>
-              <w:t xml:space="preserve"> </w:t>
+              <w:t>Jane Ashes</w:t>
             </w:r>
           </w:p>
         </w:tc>
@@ -169,7 +168,9 @@
             <w:tcW w:type="dxa" w:w="2880"/>
           </w:tcPr>
           <w:p>
-            <w:r/>
+            <w:r>
+              <w:t>girl</w:t>
+            </w:r>
           </w:p>
         </w:tc>
         <w:tc>
@@ -178,7 +179,39 @@
           </w:tcPr>
           <w:p>
             <w:r>
-              <w:t>25 May 2015</w:t>
+              <w:t>16 Jun 2015</w:t>
+            </w:r>
+          </w:p>
+        </w:tc>
+      </w:tr>
+      <w:tr>
+        <w:tc>
+          <w:tcPr>
+            <w:tcW w:type="dxa" w:w="2880"/>
+          </w:tcPr>
+          <w:p>
+            <w:r>
+              <w:t>Aisha Ashes</w:t>
+            </w:r>
+          </w:p>
+        </w:tc>
+        <w:tc>
+          <w:tcPr>
+            <w:tcW w:type="dxa" w:w="2880"/>
+          </w:tcPr>
+          <w:p>
+            <w:r>
+              <w:t>Girl</w:t>
+            </w:r>
+          </w:p>
+        </w:tc>
+        <w:tc>
+          <w:tcPr>
+            <w:tcW w:type="dxa" w:w="2880"/>
+          </w:tcPr>
+          <w:p>
+            <w:r>
+              <w:t>16 Jun 2015</w:t>
             </w:r>
           </w:p>
         </w:tc>
@@ -205,7 +238,7 @@
               <w:rPr>
                 <w:b/>
               </w:rPr>
-              <w:t>IMPORTANT NOTICE TO THE RESPONDENT     of ,      .</w:t>
+              <w:t>IMPORTANT NOTICE TO THE Respondent CHARLES  ASHES  of THE BRIDGES,  HAILSHAM LANE  EAST SUSSEX  PNBN27 0J2.</w:t>
               <w:br/>
               <w:t xml:space="preserve"> YOU MUST OBEY THIS ORDER. You should read it carefully .If you do not understand anything in this order you should go to a solicitor, Legal Advice Centre or Citizens Advice Bureau. You have the right to apply to the court to change or cancel the order.</w:t>
               <w:br/>
@@ -219,7 +252,7 @@
     <w:p/>
     <w:p>
       <w:r>
-        <w:t>Before Deputy District Judge Campbell  in private on  25 May 2025 .</w:t>
+        <w:t>Before Deputy District Judge Campbell  in private on  16 June 2025 .</w:t>
       </w:r>
     </w:p>
     <w:tbl>
@@ -256,7 +289,10 @@
               <w:jc w:val="left"/>
             </w:pPr>
             <w:r>
-              <w:t xml:space="preserve">The applicant is   represented by   The respondent is   represented by </w:t>
+              <w:t>The Applicant is Angela Ashes</w:t>
+              <w:br/>
+              <w:t xml:space="preserve"> The Respondent is Charles Ashes</w:t>
+              <w:br/>
             </w:r>
           </w:p>
         </w:tc>
@@ -327,7 +363,17 @@
         <w:pStyle w:val="ListNumber"/>
       </w:pPr>
       <w:r>
-        <w:t>The relevant child within the meaning of the Family Law Act 1995 is  , a  born on 25/05/2015.</w:t>
+        <w:t>The “relevant children” within the meaning of Family Law Act 1996 are:</w:t>
+        <w:br/>
+        <w:t xml:space="preserve">  a</w:t>
+        <w:tab/>
+        <w:t>Jane Ashes, a girl born on 16/06/2015.</w:t>
+        <w:br/>
+        <w:br/>
+        <w:t xml:space="preserve">  b</w:t>
+        <w:tab/>
+        <w:t>Aisha Ashes, a Girl born on 16/06/2015.</w:t>
+        <w:br/>
       </w:r>
     </w:p>
     <w:p>
@@ -335,7 +381,7 @@
         <w:pStyle w:val="ListNumber"/>
       </w:pPr>
       <w:r>
-        <w:t xml:space="preserve">The "family home" is the property at    </w:t>
+        <w:t>The "family home" is the property at 20 Petersen Gardens Tonbridge Kent PN3 0H5</w:t>
       </w:r>
     </w:p>
     <w:p>
@@ -351,7 +397,7 @@
         <w:pStyle w:val="ListNumber"/>
       </w:pPr>
       <w:r>
-        <w:t xml:space="preserve">This is an  Occupation &amp; Non-Molestation Orders made against the respondent    on 25 May 2025 by Deputy District Judge Campbell on the application of the applicant   </w:t>
+        <w:t>This is a non-molestation order  made against the Respondent Charles  Ashes on 16 June 2025 by Deputy District Judge Campbell on the application of the Appplicant Angela  Ashes</w:t>
       </w:r>
     </w:p>
     <w:p>
@@ -359,7 +405,7 @@
         <w:pStyle w:val="ListNumber"/>
       </w:pPr>
       <w:r>
-        <w:t>This order was made at a hearing  to the respondent.The reason why the order was made  to the respondent was .The respondent has the right to apply to the court to vary or discharge the order see paragraph  below.</w:t>
+        <w:t>This order was made at a hearing without notice to the Respondent  because there would be a risk of harm to the Applicant if the Respondent knew about this application in advance.The Respondent has the right to apply to the court to vary or discharge this order. (see paragraph below)</w:t>
       </w:r>
     </w:p>
     <w:p>
@@ -375,7 +421,7 @@
         <w:pStyle w:val="ListNumber"/>
       </w:pPr>
       <w:r>
-        <w:t>This order shall be effective against the respondent   once it is personally served on him.</w:t>
+        <w:t>This order shall be effective against the respondent Charles Ashes once it is personally served on him.</w:t>
       </w:r>
     </w:p>
     <w:p>
@@ -383,7 +429,31 @@
         <w:pStyle w:val="ListNumber"/>
       </w:pPr>
       <w:r>
-        <w:t>This order shall last until 25 November 2025 unless it is set aside or varied before then by an order of the court.</w:t>
+        <w:t>This order shall last until 16 December 2025 unless it is set aside or varied before then by an order of the court.</w:t>
+      </w:r>
+    </w:p>
+    <w:p>
+      <w:pPr>
+        <w:pStyle w:val="ListNumber"/>
+      </w:pPr>
+      <w:r>
+        <w:t>The Respondent Charles Ashes must not use or threaten violence against the Applicant Angela Ashes and must not instruct, encourage or in any way suggest any other person should do so.</w:t>
+      </w:r>
+    </w:p>
+    <w:p>
+      <w:pPr>
+        <w:pStyle w:val="ListNumber"/>
+      </w:pPr>
+      <w:r>
+        <w:t>The Respondent Charles Ashes must not intimidate, harass or pester the Applicant Angela Ashes  and must not instruct, encourage or in any way suggest any other person should do so.</w:t>
+      </w:r>
+    </w:p>
+    <w:p>
+      <w:pPr>
+        <w:pStyle w:val="ListNumber"/>
+      </w:pPr>
+      <w:r>
+        <w:t>The Respondent, Charles Ashes, must not telephone, text, email or otherwise contact the Applicant Angela Ashes, including via social networking websites or other forms of electronic messaging.</w:t>
       </w:r>
     </w:p>
     <w:p>
@@ -399,7 +469,7 @@
     <w:p/>
     <w:p>
       <w:r>
-        <w:t>25 May 2025</w:t>
+        <w:t>16 June 2025</w:t>
       </w:r>
     </w:p>
     <w:sectPr>

--- a/family_court_document.docx
+++ b/family_court_document.docx
@@ -17,42 +17,7 @@
           <w:tcPr>
             <w:tcW w:type="dxa" w:w="2880"/>
           </w:tcPr>
-          <w:p>
-            <w:r>
-              <w:drawing>
-                <wp:inline xmlns:a="http://schemas.openxmlformats.org/drawingml/2006/main" xmlns:pic="http://schemas.openxmlformats.org/drawingml/2006/picture">
-                  <wp:extent cx="1143000" cy="1143000"/>
-                  <wp:docPr id="1" name="Picture 1"/>
-                  <wp:cNvGraphicFramePr>
-                    <a:graphicFrameLocks noChangeAspect="1"/>
-                  </wp:cNvGraphicFramePr>
-                  <a:graphic>
-                    <a:graphicData uri="http://schemas.openxmlformats.org/drawingml/2006/picture">
-                      <pic:pic>
-                        <pic:nvPicPr>
-                          <pic:cNvPr id="0" name="Coat_of_arms.png"/>
-                          <pic:cNvPicPr/>
-                        </pic:nvPicPr>
-                        <pic:blipFill>
-                          <a:blip r:embed="rId9"/>
-                          <a:stretch>
-                            <a:fillRect/>
-                          </a:stretch>
-                        </pic:blipFill>
-                        <pic:spPr>
-                          <a:xfrm>
-                            <a:off x="0" y="0"/>
-                            <a:ext cx="1143000" cy="1143000"/>
-                          </a:xfrm>
-                          <a:prstGeom prst="rect"/>
-                        </pic:spPr>
-                      </pic:pic>
-                    </a:graphicData>
-                  </a:graphic>
-                </wp:inline>
-              </w:drawing>
-            </w:r>
-          </w:p>
+          <w:p/>
         </w:tc>
         <w:tc>
           <w:tcPr>
@@ -65,7 +30,7 @@
               </w:rPr>
               <w:t>In the Family Court</w:t>
               <w:br/>
-              <w:t xml:space="preserve"> sitting at Medway</w:t>
+              <w:t xml:space="preserve"> sitting at Hastings</w:t>
             </w:r>
           </w:p>
         </w:tc>
@@ -107,6 +72,14 @@
     </w:p>
     <w:p>
       <w:r>
+        <w:rPr>
+          <w:b/>
+        </w:rPr>
+        <w:t>Occupation Order</w:t>
+      </w:r>
+    </w:p>
+    <w:p>
+      <w:r>
         <w:t>____________________________________________________________________________________________________</w:t>
       </w:r>
     </w:p>
@@ -127,7 +100,7 @@
           </w:tcPr>
           <w:p>
             <w:r>
-              <w:t>The full names of the children</w:t>
+              <w:t>The full name of the child</w:t>
             </w:r>
           </w:p>
         </w:tc>
@@ -147,7 +120,7 @@
           </w:tcPr>
           <w:p>
             <w:r>
-              <w:t>Dates of Birth</w:t>
+              <w:t>Date of Birth</w:t>
             </w:r>
           </w:p>
         </w:tc>
@@ -159,7 +132,7 @@
           </w:tcPr>
           <w:p>
             <w:r>
-              <w:t>Jane Ashes</w:t>
+              <w:t xml:space="preserve"> TARIMO</w:t>
             </w:r>
           </w:p>
         </w:tc>
@@ -168,9 +141,7 @@
             <w:tcW w:type="dxa" w:w="2880"/>
           </w:tcPr>
           <w:p>
-            <w:r>
-              <w:t>girl</w:t>
-            </w:r>
+            <w:r/>
           </w:p>
         </w:tc>
         <w:tc>
@@ -179,39 +150,7 @@
           </w:tcPr>
           <w:p>
             <w:r>
-              <w:t>16 Jun 2015</w:t>
-            </w:r>
-          </w:p>
-        </w:tc>
-      </w:tr>
-      <w:tr>
-        <w:tc>
-          <w:tcPr>
-            <w:tcW w:type="dxa" w:w="2880"/>
-          </w:tcPr>
-          <w:p>
-            <w:r>
-              <w:t>Aisha Ashes</w:t>
-            </w:r>
-          </w:p>
-        </w:tc>
-        <w:tc>
-          <w:tcPr>
-            <w:tcW w:type="dxa" w:w="2880"/>
-          </w:tcPr>
-          <w:p>
-            <w:r>
-              <w:t>Girl</w:t>
-            </w:r>
-          </w:p>
-        </w:tc>
-        <w:tc>
-          <w:tcPr>
-            <w:tcW w:type="dxa" w:w="2880"/>
-          </w:tcPr>
-          <w:p>
-            <w:r>
-              <w:t>16 Jun 2015</w:t>
+              <w:t>16/06/2016</w:t>
             </w:r>
           </w:p>
         </w:tc>
@@ -238,7 +177,7 @@
               <w:rPr>
                 <w:b/>
               </w:rPr>
-              <w:t>IMPORTANT NOTICE TO THE Respondent CHARLES  ASHES  of THE BRIDGES,  HAILSHAM LANE  EAST SUSSEX  PNBN27 0J2.</w:t>
+              <w:t>IMPORTANT NOTICE TO THE Respondent MARIA LALAN  TARIMO  of 9 MOUNTFIELD ROAD,  HAMPDEN PARK  EASTBOURNE  N22.</w:t>
               <w:br/>
               <w:t xml:space="preserve"> YOU MUST OBEY THIS ORDER. You should read it carefully .If you do not understand anything in this order you should go to a solicitor, Legal Advice Centre or Citizens Advice Bureau. You have the right to apply to the court to change or cancel the order.</w:t>
               <w:br/>
@@ -252,7 +191,7 @@
     <w:p/>
     <w:p>
       <w:r>
-        <w:t>Before Deputy District Judge Campbell  in private on  16 June 2025 .</w:t>
+        <w:t>Before Deputy District Judge Graham  Campbell  in private on  16 June 2026  at an interim hearing .</w:t>
       </w:r>
     </w:p>
     <w:tbl>
@@ -289,9 +228,9 @@
               <w:jc w:val="left"/>
             </w:pPr>
             <w:r>
-              <w:t>The Applicant is Angela Ashes</w:t>
+              <w:t>The Applicant is FREDRICK BETHUEL TARIMO</w:t>
               <w:br/>
-              <w:t xml:space="preserve"> The Respondent is Charles Ashes</w:t>
+              <w:t xml:space="preserve"> The Respondent is MARIA LALAN TARIMO</w:t>
               <w:br/>
             </w:r>
           </w:p>
@@ -363,17 +302,7 @@
         <w:pStyle w:val="ListNumber"/>
       </w:pPr>
       <w:r>
-        <w:t>The “relevant children” within the meaning of Family Law Act 1996 are:</w:t>
-        <w:br/>
-        <w:t xml:space="preserve">  a</w:t>
-        <w:tab/>
-        <w:t>Jane Ashes, a girl born on 16/06/2015.</w:t>
-        <w:br/>
-        <w:br/>
-        <w:t xml:space="preserve">  b</w:t>
-        <w:tab/>
-        <w:t>Aisha Ashes, a Girl born on 16/06/2015.</w:t>
-        <w:br/>
+        <w:t>The relevant child within the meaning of the Family Law Act 1995 is  TARIMO, a  born on 16/06/2016.</w:t>
       </w:r>
     </w:p>
     <w:p>
@@ -381,7 +310,7 @@
         <w:pStyle w:val="ListNumber"/>
       </w:pPr>
       <w:r>
-        <w:t>The "family home" is the property at 20 Petersen Gardens Tonbridge Kent PN3 0H5</w:t>
+        <w:t xml:space="preserve">The "family home" is the property at    </w:t>
       </w:r>
     </w:p>
     <w:p>
@@ -397,7 +326,7 @@
         <w:pStyle w:val="ListNumber"/>
       </w:pPr>
       <w:r>
-        <w:t>This is a non-molestation order  made against the Respondent Charles  Ashes on 16 June 2025 by Deputy District Judge Campbell on the application of the Appplicant Angela  Ashes</w:t>
+        <w:t>This is  made against the Respondent MARIA LALAN  TARIMO on 16 June 2026 by Deputy District Judge Graham  Campbell on the application of the Appplicant FREDRICK BETHUEL  TARIMO</w:t>
       </w:r>
     </w:p>
     <w:p>
@@ -421,7 +350,7 @@
         <w:pStyle w:val="ListNumber"/>
       </w:pPr>
       <w:r>
-        <w:t>This order shall be effective against the respondent Charles Ashes once it is personally served on him.</w:t>
+        <w:t>This order shall be effective against the respondent MARIA LALAN TARIMO once it is personally served on her.</w:t>
       </w:r>
     </w:p>
     <w:p>
@@ -429,7 +358,7 @@
         <w:pStyle w:val="ListNumber"/>
       </w:pPr>
       <w:r>
-        <w:t>This order shall last until 16 December 2025 unless it is set aside or varied before then by an order of the court.</w:t>
+        <w:t>This order shall last until 16 December 2026 unless it is set aside or varied before then by an order of the court.</w:t>
       </w:r>
     </w:p>
     <w:p>
@@ -437,7 +366,7 @@
         <w:pStyle w:val="ListNumber"/>
       </w:pPr>
       <w:r>
-        <w:t>The Respondent Charles Ashes must not use or threaten violence against the Applicant Angela Ashes and must not instruct, encourage or in any way suggest any other person should do so.</w:t>
+        <w:t>The Respondent MARIA LALAN TARIMO must not use or threaten violence against the Applicant FREDRICK BETHUEL TARIMO and must not instruct, encourage or in any way suggest any other person should do so.</w:t>
       </w:r>
     </w:p>
     <w:p>
@@ -445,7 +374,7 @@
         <w:pStyle w:val="ListNumber"/>
       </w:pPr>
       <w:r>
-        <w:t>The Respondent Charles Ashes must not intimidate, harass or pester the Applicant Angela Ashes  and must not instruct, encourage or in any way suggest any other person should do so.</w:t>
+        <w:t>The Respondent MARIA LALAN TARIMO must not intimidate, harass or pester the Applicant FREDRICK BETHUEL TARIMO  and must not instruct, encourage or in any way suggest any other person should do so.</w:t>
       </w:r>
     </w:p>
     <w:p>
@@ -453,7 +382,23 @@
         <w:pStyle w:val="ListNumber"/>
       </w:pPr>
       <w:r>
-        <w:t>The Respondent, Charles Ashes, must not telephone, text, email or otherwise contact the Applicant Angela Ashes, including via social networking websites or other forms of electronic messaging.</w:t>
+        <w:t>The Respondent, MARIA LALAN TARIMO, must not telephone, text, email or otherwise contact the Applicant FREDRICK BETHUEL TARIMO, including via social networking websites or other forms of electronic messaging.</w:t>
+      </w:r>
+    </w:p>
+    <w:p>
+      <w:pPr>
+        <w:pStyle w:val="ListNumber"/>
+      </w:pPr>
+      <w:r>
+        <w:t>The Respondent, MARIA LALAN TARIMO, must not damage, attempt to damage or threaten to damageany property owned by or in the possession or controlof the Applicant FREDRICK BETHUEL TARIMO,and must not instruct,encourage or in any way suggest that any other person should do so.</w:t>
+      </w:r>
+    </w:p>
+    <w:p>
+      <w:pPr>
+        <w:pStyle w:val="ListNumber"/>
+      </w:pPr>
+      <w:r>
+        <w:t>The Respondent MARIA LALAN TARIMO, must not damage, attempt to damage or threaten to damagethe property or contents of , , ,  and must not instruct, encourage or in any way suggestthat any other person should do so.</w:t>
       </w:r>
     </w:p>
     <w:p>
@@ -463,13 +408,13 @@
     </w:p>
     <w:p>
       <w:r>
-        <w:t>Deputy District Judge Campbell</w:t>
+        <w:t>Deputy District Judge Graham  Campbell</w:t>
       </w:r>
     </w:p>
     <w:p/>
     <w:p>
       <w:r>
-        <w:t>16 June 2025</w:t>
+        <w:t>16 June 2026</w:t>
       </w:r>
     </w:p>
     <w:sectPr>
